--- a/Files/01 - Bereshis/07 - Vayaitzei/5783/Vayaitzei 5783.docx
+++ b/Files/01 - Bereshis/07 - Vayaitzei/5783/Vayaitzei 5783.docx
@@ -262,7 +262,7 @@
         <w:rPr>
           <w:rFonts w:ascii="Times New Roman" w:hAnsi="Times New Roman" w:cs="Times New Roman"/>
         </w:rPr>
-        <w:t>. When she gives birth to</w:t>
+        <w:t xml:space="preserve">. When she gives birth to </w:t>
       </w:r>
       <w:r>
         <w:rPr>

--- a/Files/01 - Bereshis/07 - Vayaitzei/5783/Vayaitzei 5783.docx
+++ b/Files/01 - Bereshis/07 - Vayaitzei/5783/Vayaitzei 5783.docx
@@ -363,7 +363,7 @@
           <w:rFonts w:ascii="Times New Roman" w:hAnsi="Times New Roman" w:cs="Times New Roman"/>
           <w:rtl/>
         </w:rPr>
-        <w:t>קושיא</w:t>
+        <w:t>קשיא</w:t>
       </w:r>
       <w:r>
         <w:rPr>

--- a/Files/01 - Bereshis/07 - Vayaitzei/5783/Vayaitzei 5783.docx
+++ b/Files/01 - Bereshis/07 - Vayaitzei/5783/Vayaitzei 5783.docx
@@ -282,7 +282,7 @@
           <w:rFonts w:ascii="Times New Roman" w:hAnsi="Times New Roman" w:cs="Times New Roman"/>
           <w:rtl/>
         </w:rPr>
-        <w:t>רש"י</w:t>
+        <w:t>רש״י</w:t>
       </w:r>
       <w:r>
         <w:rPr>
